--- a/templates/BE_CLOUD.docx
+++ b/templates/BE_CLOUD.docx
@@ -431,7 +431,21 @@
         <w:rPr>
           <w:lang w:val="be-BY"/>
         </w:rPr>
-        <w:t>тел.: (017) 208 99 99, факс: (017) 321 20 66</w:t>
+        <w:t>тел.: (017) 208 99 99, факс: (017) 32</w:t>
+      </w:r>
+      <w:r>
+        <w:rPr>
+          <w:lang w:val="be-BY"/>
+        </w:rPr>
+        <w:t>7</w:t>
+      </w:r>
+      <w:bookmarkStart w:id="0" w:name="_GoBack"/>
+      <w:bookmarkEnd w:id="0"/>
+      <w:r>
+        <w:rPr>
+          <w:lang w:val="be-BY"/>
+        </w:rPr>
+        <w:t xml:space="preserve"> 20 66</w:t>
       </w:r>
     </w:p>
     <w:p>
@@ -744,65 +758,45 @@
                 <w:sz w:val="28"/>
                 <w:szCs w:val="28"/>
               </w:rPr>
-              <w:t>Начальник</w:t>
-            </w:r>
-            <w:r>
-              <w:rPr>
+              <w:t xml:space="preserve">Инженер средств радио и телевидения 2-ой категории </w:t>
+            </w:r>
+            <w:r>
+              <w:rPr>
+                <w:color w:val="000000" w:themeColor="text1"/>
                 <w:sz w:val="28"/>
                 <w:szCs w:val="28"/>
               </w:rPr>
-              <w:t xml:space="preserve"> </w:t>
+              <w:t>испытательной лаборатории</w:t>
             </w:r>
             <w:r>
               <w:rPr>
                 <w:sz w:val="28"/>
                 <w:szCs w:val="28"/>
               </w:rPr>
-              <w:t xml:space="preserve">испытательной </w:t>
-            </w:r>
+              <w:t xml:space="preserve"> государственного предприятия «</w:t>
+            </w:r>
+            <w:proofErr w:type="spellStart"/>
             <w:r>
               <w:rPr>
                 <w:sz w:val="28"/>
                 <w:szCs w:val="28"/>
               </w:rPr>
-              <w:br/>
-            </w:r>
+              <w:t>БелГИЭ</w:t>
+            </w:r>
+            <w:proofErr w:type="spellEnd"/>
             <w:r>
               <w:rPr>
                 <w:sz w:val="28"/>
                 <w:szCs w:val="28"/>
               </w:rPr>
-              <w:t>лаборатории государственного</w:t>
+              <w:t xml:space="preserve">»  </w:t>
             </w:r>
             <w:r>
               <w:rPr>
                 <w:sz w:val="28"/>
                 <w:szCs w:val="28"/>
               </w:rPr>
-              <w:br/>
-            </w:r>
-            <w:r>
-              <w:rPr>
-                <w:sz w:val="28"/>
-                <w:szCs w:val="28"/>
-              </w:rPr>
-              <w:t xml:space="preserve"> предприятия «</w:t>
-            </w:r>
-            <w:proofErr w:type="spellStart"/>
-            <w:r>
-              <w:rPr>
-                <w:sz w:val="28"/>
-                <w:szCs w:val="28"/>
-              </w:rPr>
-              <w:t>БелГИЭ</w:t>
-            </w:r>
-            <w:proofErr w:type="spellEnd"/>
-            <w:r>
-              <w:rPr>
-                <w:sz w:val="28"/>
-                <w:szCs w:val="28"/>
-              </w:rPr>
-              <w:t>»</w:t>
+              <w:tab/>
             </w:r>
           </w:p>
         </w:tc>
@@ -914,17 +908,8 @@
                 <w:sz w:val="28"/>
                 <w:szCs w:val="28"/>
               </w:rPr>
-              <w:t xml:space="preserve">     В.С. </w:t>
-            </w:r>
-            <w:proofErr w:type="spellStart"/>
-            <w:r>
-              <w:rPr>
-                <w:sz w:val="28"/>
-                <w:szCs w:val="28"/>
-              </w:rPr>
-              <w:t>Лузиков</w:t>
-            </w:r>
-            <w:proofErr w:type="spellEnd"/>
+              <w:t xml:space="preserve">   Н.С. Денисенко</w:t>
+            </w:r>
           </w:p>
         </w:tc>
       </w:tr>
@@ -984,7 +969,7 @@
           </w:tcPr>
           <w:p>
             <w:pPr>
-              <w:ind w:left="-114" w:right="-244"/>
+              <w:ind w:left="36" w:right="-244"/>
             </w:pPr>
             <w:r>
               <w:t>(расшифровка подписи)</w:t>
@@ -1279,7 +1264,14 @@
           <w:sz w:val="28"/>
           <w:szCs w:val="28"/>
         </w:rPr>
-        <w:t>Температура окружающего воздуха: +2</w:t>
+        <w:t>Тем</w:t>
+      </w:r>
+      <w:r>
+        <w:rPr>
+          <w:sz w:val="28"/>
+          <w:szCs w:val="28"/>
+        </w:rPr>
+        <w:t>пература окружающего воздуха: +13</w:t>
       </w:r>
       <w:proofErr w:type="gramStart"/>
       <w:r>
@@ -1305,7 +1297,21 @@
           <w:sz w:val="28"/>
           <w:szCs w:val="28"/>
         </w:rPr>
-        <w:t>Относительная влажность воздуха: 74 %</w:t>
+        <w:t>Отн</w:t>
+      </w:r>
+      <w:r>
+        <w:rPr>
+          <w:sz w:val="28"/>
+          <w:szCs w:val="28"/>
+        </w:rPr>
+        <w:t>осительная влажность воздуха: 77</w:t>
+      </w:r>
+      <w:r>
+        <w:rPr>
+          <w:sz w:val="28"/>
+          <w:szCs w:val="28"/>
+        </w:rPr>
+        <w:t xml:space="preserve"> %</w:t>
       </w:r>
     </w:p>
     <w:p>
@@ -2431,7 +2437,6 @@
         </w:rPr>
         <w:t xml:space="preserve">      __________</w:t>
       </w:r>
-      <w:bookmarkStart w:id="0" w:name="_GoBack"/>
       <w:r>
         <w:rPr>
           <w:sz w:val="22"/>
@@ -2451,16 +2456,8 @@
           <w:sz w:val="28"/>
           <w:szCs w:val="28"/>
         </w:rPr>
-        <w:t>И.В. Барнюк</w:t>
-      </w:r>
-      <w:r>
-        <w:rPr>
-          <w:sz w:val="28"/>
-          <w:szCs w:val="28"/>
-        </w:rPr>
-        <w:t xml:space="preserve"> </w:t>
-      </w:r>
-      <w:bookmarkEnd w:id="0"/>
+        <w:t xml:space="preserve">И.В. Барнюк </w:t>
+      </w:r>
     </w:p>
     <w:p>
       <w:pPr>
@@ -4195,7 +4192,7 @@
 </file>
 
 <file path=customXml/itemProps1.xml><?xml version="1.0" encoding="utf-8"?>
-<ds:datastoreItem xmlns:ds="http://schemas.openxmlformats.org/officeDocument/2006/customXml" ds:itemID="{8E517C87-FA1B-48CE-9077-11EF2790583C}">
+<ds:datastoreItem xmlns:ds="http://schemas.openxmlformats.org/officeDocument/2006/customXml" ds:itemID="{6685A96B-DFA2-45DF-9EB1-5985556CC712}">
   <ds:schemaRefs>
     <ds:schemaRef ds:uri="http://schemas.openxmlformats.org/officeDocument/2006/bibliography"/>
   </ds:schemaRefs>

--- a/templates/BE_CLOUD.docx
+++ b/templates/BE_CLOUD.docx
@@ -439,8 +439,6 @@
         </w:rPr>
         <w:t>7</w:t>
       </w:r>
-      <w:bookmarkStart w:id="0" w:name="_GoBack"/>
-      <w:bookmarkEnd w:id="0"/>
       <w:r>
         <w:rPr>
           <w:lang w:val="be-BY"/>
@@ -1264,24 +1262,8 @@
           <w:sz w:val="28"/>
           <w:szCs w:val="28"/>
         </w:rPr>
-        <w:t>Тем</w:t>
-      </w:r>
-      <w:r>
-        <w:rPr>
-          <w:sz w:val="28"/>
-          <w:szCs w:val="28"/>
-        </w:rPr>
-        <w:t>пература окружающего воздуха: +13</w:t>
-      </w:r>
-      <w:proofErr w:type="gramStart"/>
-      <w:r>
-        <w:rPr>
-          <w:sz w:val="28"/>
-          <w:szCs w:val="28"/>
-        </w:rPr>
-        <w:t xml:space="preserve"> ºС</w:t>
-      </w:r>
-      <w:proofErr w:type="gramEnd"/>
+        <w:t>Температура окружающего воздуха: {{Т}} ºС</w:t>
+      </w:r>
     </w:p>
     <w:p>
       <w:pPr>
@@ -1297,21 +1279,7 @@
           <w:sz w:val="28"/>
           <w:szCs w:val="28"/>
         </w:rPr>
-        <w:t>Отн</w:t>
-      </w:r>
-      <w:r>
-        <w:rPr>
-          <w:sz w:val="28"/>
-          <w:szCs w:val="28"/>
-        </w:rPr>
-        <w:t>осительная влажность воздуха: 77</w:t>
-      </w:r>
-      <w:r>
-        <w:rPr>
-          <w:sz w:val="28"/>
-          <w:szCs w:val="28"/>
-        </w:rPr>
-        <w:t xml:space="preserve"> %</w:t>
+        <w:t>Относительная влажность воздуха: {{В}} %</w:t>
       </w:r>
     </w:p>
     <w:p>
@@ -1323,6 +1291,8 @@
           <w:szCs w:val="28"/>
         </w:rPr>
       </w:pPr>
+      <w:bookmarkStart w:id="0" w:name="_GoBack"/>
+      <w:bookmarkEnd w:id="0"/>
       <w:r>
         <w:rPr>
           <w:sz w:val="28"/>
@@ -4192,7 +4162,7 @@
 </file>
 
 <file path=customXml/itemProps1.xml><?xml version="1.0" encoding="utf-8"?>
-<ds:datastoreItem xmlns:ds="http://schemas.openxmlformats.org/officeDocument/2006/customXml" ds:itemID="{6685A96B-DFA2-45DF-9EB1-5985556CC712}">
+<ds:datastoreItem xmlns:ds="http://schemas.openxmlformats.org/officeDocument/2006/customXml" ds:itemID="{B91F4C8F-F2E8-480F-9157-0E4230650C5C}">
   <ds:schemaRefs>
     <ds:schemaRef ds:uri="http://schemas.openxmlformats.org/officeDocument/2006/bibliography"/>
   </ds:schemaRefs>
